--- a/az/discovery-articles/4.5 Rentgen şüaları və tibbi görüntüləmə.docx
+++ b/az/discovery-articles/4.5 Rentgen şüaları və tibbi görüntüləmə.docx
@@ -4,602 +4,399 @@
   <w:body>
     <w:p>
       <w:pPr>
-        <w:keepNext/>
-        <w:spacing w:before="280" w:after="120"/>
+        <w:pStyle w:val="Title"/>
+        <w:widowControl/>
       </w:pPr>
       <w:r>
-        <w:rPr>
-          <w:rFonts w:ascii="Calibri" w:hAnsi="Calibri" w:eastAsia="Calibri"/>
-          <w:b/>
-          <w:i w:val="0"/>
-          <w:color w:val="004E8C"/>
-          <w:sz w:val="44"/>
-        </w:rPr>
-        <w:t>4.5 Rentgen şüaları və tibbi təsvirləmə</w:t>
-      </w:r>
-    </w:p>
-    <w:p>
-      <w:pPr>
-        <w:spacing w:after="80"/>
-      </w:pPr>
-      <w:r>
-        <w:rPr>
-          <w:rFonts w:ascii="Calibri" w:hAnsi="Calibri" w:eastAsia="Calibri"/>
-          <w:b w:val="0"/>
-          <w:i/>
-          <w:color w:val="505050"/>
-          <w:sz w:val="22"/>
-        </w:rPr>
-        <w:t>4. Tibb, biologiya və ictimai sağlamlıq</w:t>
-      </w:r>
-    </w:p>
-    <w:p>
-      <w:pPr>
-        <w:spacing w:after="200"/>
-      </w:pPr>
-      <w:r>
-        <w:rPr>
-          <w:rFonts w:ascii="Calibri" w:hAnsi="Calibri" w:eastAsia="Calibri"/>
-          <w:b w:val="0"/>
-          <w:i/>
-          <w:sz w:val="22"/>
-        </w:rPr>
-        <w:t>Dövr: 1895-ci il (Rentgen şüalarının kəşfi); KT (1971); MRT (1977); ultrasəs (1950-ci illər) | Əsas simalar: Vilhelm Konrad Rentgen (Rentgen şüaları, 1895); Qodfri Haunsfild və Allan Kormak (KT, 1971)</w:t>
-      </w:r>
-    </w:p>
-    <w:p>
-      <w:pPr>
-        <w:spacing w:after="160" w:line="276" w:lineRule="auto"/>
-      </w:pPr>
-      <w:r>
-        <w:rPr>
-          <w:rFonts w:ascii="Calibri" w:hAnsi="Calibri" w:eastAsia="Calibri"/>
-          <w:b w:val="0"/>
-          <w:i w:val="0"/>
-          <w:sz w:val="22"/>
-        </w:rPr>
-        <w:t>Rentgen şüaları bədəndən keçərək sümük və bəzi toxumaların təsvirini yaradan yüksək enerjili elektromaqnit şüalanmasıdır. Bu kəşf orqanizmin daxilini cərrahi müdaxilə olmadan öyrənməyə imkan verdi və sonrakı tibbi təsvirləmə üsullarının inkişafına yol açdı.</w:t>
+        <w:t>4.5 Rentgen şüaları və tibbi görüntüləmə</w:t>
       </w:r>
     </w:p>
     <w:p>
       <w:pPr>
         <w:keepNext/>
-        <w:spacing w:before="240" w:after="120"/>
+        <w:widowControl/>
       </w:pPr>
       <w:r>
         <w:rPr>
-          <w:rFonts w:ascii="Calibri" w:hAnsi="Calibri" w:eastAsia="Calibri"/>
-          <w:b/>
-          <w:i w:val="0"/>
-          <w:color w:val="004E8C"/>
-          <w:sz w:val="28"/>
+          <w:sz w:val="20"/>
         </w:rPr>
-        <w:t>Əsas faktlar</w:t>
+        <w:t>4 Tibb biologiya və ictimai səhiyyə</w:t>
+      </w:r>
+    </w:p>
+    <w:p>
+      <w:pPr>
+        <w:keepNext/>
+        <w:widowControl/>
+      </w:pPr>
+      <w:r>
+        <w:rPr>
+          <w:sz w:val="20"/>
+        </w:rPr>
+        <w:t>Dövr: 1895-ci il (Rentgenin X şüalarını kəşfi); kompüter tomoqrafiyası — 1971; maqnit-rezonans tomoqrafiyası — 1977; ultrasəs — 1950-ci illər | Əsas şəxslər: Vilhelm Konrad Rentgen (X şüaları, 1895); Qodfri Haunsfild və Allan Kormak (kompüter tomoqrafiyası, 1971)</w:t>
+      </w:r>
+    </w:p>
+    <w:p>
+      <w:pPr>
+        <w:widowControl/>
+      </w:pPr>
+      <w:r>
+        <w:t>Rentgen şüaları yumşaq toxumalardan keçərək fotoplyonkada iz buraxa bilən görünməz şüalanmadır. Bunun sayəsində sümüklər və bəzi xəstəlik əlamətləri görünür. Onlar tibbi görüntüləmənin əsasını qoydu; sonralar bu sahəyə ultrasəs, kompüter və maqnit-rezonans tomoqrafiyası da qoşuldu.</w:t>
+      </w:r>
+    </w:p>
+    <w:p>
+      <w:pPr>
+        <w:pStyle w:val="Heading1"/>
+        <w:widowControl/>
+      </w:pPr>
+      <w:r>
+        <w:t>Əsas məlumatlar</w:t>
       </w:r>
     </w:p>
     <w:p>
       <w:pPr>
         <w:pStyle w:val="ListBullet"/>
+        <w:widowControl/>
       </w:pPr>
       <w:r>
-        <w:rPr>
-          <w:rFonts w:ascii="Calibri" w:hAnsi="Calibri" w:eastAsia="Calibri"/>
-          <w:b w:val="0"/>
-          <w:i w:val="0"/>
-          <w:sz w:val="22"/>
-        </w:rPr>
-        <w:t>Vilhelm Konrad Rentgen Rentgen şüalarını 1895-ci ildə kəşf edib</w:t>
+        <w:t>Vilhelm Konrad Rentgen 1895-ci ildə X şüalarını kəşf etdi.</w:t>
       </w:r>
     </w:p>
     <w:p>
       <w:pPr>
         <w:pStyle w:val="ListBullet"/>
+        <w:widowControl/>
       </w:pPr>
       <w:r>
-        <w:rPr>
-          <w:rFonts w:ascii="Calibri" w:hAnsi="Calibri" w:eastAsia="Calibri"/>
-          <w:b w:val="0"/>
-          <w:i w:val="0"/>
-          <w:sz w:val="22"/>
-        </w:rPr>
-        <w:t>O, həyat yoldaşı Anna Bertanın əlinin məşhur şəklini çəkib</w:t>
+        <w:t>O, həyat yoldaşı Anna Bertanın əlinin məşhur rentgen şəklini çəkdi.</w:t>
       </w:r>
     </w:p>
     <w:p>
       <w:pPr>
         <w:pStyle w:val="ListBullet"/>
+        <w:widowControl/>
       </w:pPr>
       <w:r>
-        <w:rPr>
-          <w:rFonts w:ascii="Calibri" w:hAnsi="Calibri" w:eastAsia="Calibri"/>
-          <w:b w:val="0"/>
-          <w:i w:val="0"/>
-          <w:sz w:val="22"/>
-        </w:rPr>
-        <w:t>Rentgen şüaları yüksək enerjili elektromaqnit dalğalarıdır</w:t>
+        <w:t>Rentgen şüaları yüksək enerjili elektromaqnit dalğalarıdır.</w:t>
       </w:r>
     </w:p>
     <w:p>
       <w:pPr>
         <w:pStyle w:val="ListBullet"/>
+        <w:widowControl/>
       </w:pPr>
       <w:r>
-        <w:rPr>
-          <w:rFonts w:ascii="Calibri" w:hAnsi="Calibri" w:eastAsia="Calibri"/>
-          <w:b w:val="0"/>
-          <w:i w:val="0"/>
-          <w:sz w:val="22"/>
-        </w:rPr>
-        <w:t>Sonralar KT, ultrasəs, PET və MRT bədənin daxilini görmək üçün başqa üsullar təqdim edib</w:t>
+        <w:t>Sonralar kompüter tomoqrafiyası, ultrasəs, pozitron-emissiya və maqnit-rezonans tomoqrafiyası bədənin daxilini görməyin başqa yollarını təqdim etdi.</w:t>
       </w:r>
     </w:p>
     <w:p>
       <w:pPr>
         <w:pStyle w:val="ListBullet"/>
+        <w:widowControl/>
       </w:pPr>
       <w:r>
-        <w:rPr>
-          <w:rFonts w:ascii="Calibri" w:hAnsi="Calibri" w:eastAsia="Calibri"/>
-          <w:b w:val="0"/>
-          <w:i w:val="0"/>
-          <w:sz w:val="22"/>
-        </w:rPr>
-        <w:t>Tibbi təsvirləmə diaqnostika məqsədli cərrahiyyəyə ehtiyacı azaldıb</w:t>
+        <w:t>Görüntüləmə sırf diaqnoz qoymaq üçün aparılan cərrahi əməliyyatlara ehtiyacı azaltdı.</w:t>
       </w:r>
     </w:p>
     <w:p>
       <w:pPr>
-        <w:keepNext/>
-        <w:spacing w:before="240" w:after="120"/>
+        <w:pStyle w:val="Heading1"/>
+        <w:widowControl/>
       </w:pPr>
       <w:r>
-        <w:rPr>
-          <w:rFonts w:ascii="Calibri" w:hAnsi="Calibri" w:eastAsia="Calibri"/>
-          <w:b/>
-          <w:i w:val="0"/>
-          <w:color w:val="004E8C"/>
-          <w:sz w:val="28"/>
-        </w:rPr>
-        <w:t>Bu nədir və necə işləyir?</w:t>
+        <w:t>Bu nədir</w:t>
       </w:r>
     </w:p>
     <w:p>
       <w:pPr>
-        <w:spacing w:after="160" w:line="276" w:lineRule="auto"/>
+        <w:widowControl/>
       </w:pPr>
       <w:r>
-        <w:rPr>
-          <w:rFonts w:ascii="Calibri" w:hAnsi="Calibri" w:eastAsia="Calibri"/>
-          <w:b w:val="0"/>
-          <w:i w:val="0"/>
-          <w:sz w:val="22"/>
-        </w:rPr>
-        <w:t>Rentgen şüaları işıq və radio dalğaları ilə eyni ailəyə aid olan, lakin onlardan xeyli yüksək enerjiyə malik elektromaqnit şüalanmasıdır. Yumşaq toxumadan sümük və metala nisbətən daha asan keçir; bədənin o biri tərəfindəki detektor buna görə kölgə təsviri qeydə alır. Tibbi təsvirləmə bədəni açmadan onun daxilinin təsvirini yaradan üsulların ümumi adıdır. Rentgen şüaları geniş istifadə olunan ilk belə üsul idi — əlin arxasından güclü fənər tutub siluetini oxumağa bənzəyirdi.</w:t>
+        <w:t>Rentgen şüaları işıq və radio dalğaları ilə eyni ailədən olan elektromaqnit şüalanmasıdır, lakin enerjisi xeyli yüksəkdir. Onlar sümük və metaldansa yumşaq toxumadan daha asan keçir. Buna görə bədənin o biri tərəfindəki detektor kölgəyə bənzər təsvir qeydə alır. Tibbi görüntüləmə daha geniş anlayışdır: bədəni açmadan onun daxilinin təsvirini əldə etmək. Rentgen geniş istifadə olunan ilk üsul idi. Bunu əlin arxasından güclü fənər tutub onun siluetinə baxmağa bənzətmək olar.</w:t>
       </w:r>
     </w:p>
     <w:p>
       <w:pPr>
-        <w:keepNext/>
-        <w:spacing w:before="240" w:after="120"/>
+        <w:pStyle w:val="Heading1"/>
+        <w:widowControl/>
       </w:pPr>
       <w:r>
-        <w:rPr>
-          <w:rFonts w:ascii="Calibri" w:hAnsi="Calibri" w:eastAsia="Calibri"/>
-          <w:b/>
-          <w:i w:val="0"/>
-          <w:color w:val="004E8C"/>
-          <w:sz w:val="28"/>
-        </w:rPr>
-        <w:t>Kim kəşf və ya ixtira edib?</w:t>
+        <w:t>Kim kəşf edib və ya yaradıb</w:t>
       </w:r>
     </w:p>
     <w:p>
       <w:pPr>
-        <w:spacing w:after="160" w:line="276" w:lineRule="auto"/>
+        <w:widowControl/>
       </w:pPr>
       <w:r>
-        <w:rPr>
-          <w:rFonts w:ascii="Calibri" w:hAnsi="Calibri" w:eastAsia="Calibri"/>
-          <w:b w:val="0"/>
-          <w:i w:val="0"/>
-          <w:sz w:val="22"/>
-        </w:rPr>
-        <w:t>Vürtsburqda çalışan fizik Vilhelm Konrad Rentgen 1895-ci ilin noyabrında gördü ki, katod şüa borusu işləyərkən üstü örtülü olsa belə, yaxınlıqdakı flüoresan ekran işıqlanır. O, təsirin mənbəyini naməlum şüalarda tapdı və onları X şüaları adlandırdı. Dekabrın 22-də həyat yoldaşının üzük taxılmış əlini görüntülədi. Nəticələri bir neçə həftə ərzində nəşr etdi və kəşfə patent almaqdan imtina etdi. Dünya bu barədə, demək olar, dərhal xəbər tutdu.</w:t>
+        <w:t>Vürtsburqda çalışan fizik Vilhelm Konrad Rentgen 1895-ci ilin noyabrında katod şüaları borusu işləyərkən, hətta boru örtülü olduqda belə, flüoresan ekranın işıqlandığını gördü. O, bu təsirin naməlum şüalardan gəldiyini müəyyənləşdirdi və onları X şüaları adlandırdı. Dekabrın 22-də həyat yoldaşının əlini üzükləri ilə birlikdə çəkdi. Bir neçə həftə ərzində nəticələrini nəşr etdirdi və kəşfi patentləşdirməkdən imtina etdi. Dünya bu yenilikdən demək olar ki, dərhal xəbər tutdu.</w:t>
       </w:r>
     </w:p>
     <w:p>
       <w:pPr>
-        <w:keepNext/>
-        <w:spacing w:before="240" w:after="120"/>
+        <w:pStyle w:val="Heading1"/>
+        <w:widowControl/>
       </w:pPr>
       <w:r>
-        <w:rPr>
-          <w:rFonts w:ascii="Calibri" w:hAnsi="Calibri" w:eastAsia="Calibri"/>
-          <w:b/>
-          <w:i w:val="0"/>
-          <w:color w:val="004E8C"/>
-          <w:sz w:val="28"/>
-        </w:rPr>
-        <w:t>Nə vaxt və necə yaranıb?</w:t>
+        <w:t>Nə vaxt və necə yaranıb</w:t>
       </w:r>
     </w:p>
     <w:p>
       <w:pPr>
-        <w:spacing w:after="160" w:line="276" w:lineRule="auto"/>
+        <w:widowControl/>
       </w:pPr>
       <w:r>
-        <w:rPr>
-          <w:rFonts w:ascii="Calibri" w:hAnsi="Calibri" w:eastAsia="Calibri"/>
-          <w:b w:val="0"/>
-          <w:i w:val="0"/>
-          <w:sz w:val="22"/>
-        </w:rPr>
-        <w:t>Fizika laboratoriyalarında havası çıxarılmış borulardan və yüksək gərginlikdən artıq istifadə olunurdu. Rentgen diqqətli təcrübəçi idi və müşahidə etdiyi təsirin həqiqiliyini dəfələrlə yoxladı. Qəzetlər sümük təsvirlərini çap etdi, həkimlər və yarmarka nümayişçiləri üsulu sınaqdan keçirməyə tələsdilər. Fundamental fizika insanların təxəyyülünü dərhal ələ aldı. İlk vaxtlarda zərərli şüalanma dozaları məlum deyildi və bəzi erkən istifadəçilər xəsarət aldı.</w:t>
+        <w:t>Fizika laboratoriyalarında artıq havası çıxarılmış borular və yüksək gərginlikdən istifadə olunurdu. Rentgen diqqətli təcrübəçi idi və müşahidənin həqiqiliyini yoxladı. Qəzetlər sümük şəkillərini dərc edir, həkimlər və yarmarka əyləncələrinin təşkilatçıları yeni üsulu sınamağa tələsirdilər. Nəzəri fizika dərhal geniş ictimai maraq doğurdu. Əvvəlcə zərərli şüalanma dozaları məlum deyildi və ilk istifadəçilərin bəziləri xəsarət aldı.</w:t>
       </w:r>
     </w:p>
     <w:p>
       <w:pPr>
-        <w:keepNext/>
-        <w:spacing w:before="240" w:after="120"/>
+        <w:pStyle w:val="Heading1"/>
+        <w:widowControl/>
       </w:pPr>
       <w:r>
-        <w:rPr>
-          <w:rFonts w:ascii="Calibri" w:hAnsi="Calibri" w:eastAsia="Calibri"/>
-          <w:b/>
-          <w:i w:val="0"/>
-          <w:color w:val="004E8C"/>
-          <w:sz w:val="28"/>
-        </w:rPr>
-        <w:t>Elmi əhəmiyyəti</w:t>
+        <w:t>Elm üçün əhəmiyyəti</w:t>
       </w:r>
     </w:p>
     <w:p>
       <w:pPr>
-        <w:spacing w:after="160" w:line="276" w:lineRule="auto"/>
+        <w:widowControl/>
       </w:pPr>
       <w:r>
-        <w:rPr>
-          <w:rFonts w:ascii="Calibri" w:hAnsi="Calibri" w:eastAsia="Calibri"/>
-          <w:b w:val="0"/>
-          <w:i w:val="0"/>
-          <w:sz w:val="22"/>
-        </w:rPr>
-        <w:t>Rentgen şüaları görünən işıqdan kənarda da işığabənzər dalğaların mövcud olduğunu sübut etdi. Bu şüalar tibblə yanaşı kristalların quruluşunu, sonralar isə DNT-ni araşdırmaq üçün vasitəyə çevrildi. Xəstəxanalarda görünməyən sınıq görünən oldu. Enerjinin gizli quruluş haqqında təsvir daşıya bilməsi ideyası bu gün elmin əsas prinsiplərindəndir. Rentgen şüaları fizikanın yaratdığı yeni hiss orqanına bənzəyirdi.</w:t>
+        <w:t>Rentgen şüaları görünən işıqdan kənarda da ona bənzər dalğaların olduğunu sübut etdi. Onlar tibblə yanaşı kristalların quruluşunu, sonralar isə dezoksiribonuklein turşusunun — DNT-nin — quruluşunu öyrənmək üçün vasitəyə çevrildi. Xəstəxanada gözə görünməyən sınığı göstərdi. Enerjinin gizli quruluş barədə təsvir daşıya bilməsi fikri indi elmin əsas yanaşmalarındandır. Rentgen şüaları sanki fizikanın yaratdığı yeni duyğu orqanı idi.</w:t>
       </w:r>
     </w:p>
     <w:p>
       <w:pPr>
-        <w:keepNext/>
-        <w:spacing w:before="240" w:after="120"/>
+        <w:pStyle w:val="Heading1"/>
+        <w:widowControl/>
       </w:pPr>
       <w:r>
-        <w:rPr>
-          <w:rFonts w:ascii="Calibri" w:hAnsi="Calibri" w:eastAsia="Calibri"/>
-          <w:b/>
-          <w:i w:val="0"/>
-          <w:color w:val="004E8C"/>
-          <w:sz w:val="28"/>
-        </w:rPr>
         <w:t>Sonrakı inkişafa təsiri</w:t>
       </w:r>
     </w:p>
     <w:p>
       <w:pPr>
-        <w:spacing w:after="160" w:line="276" w:lineRule="auto"/>
+        <w:widowControl/>
       </w:pPr>
       <w:r>
-        <w:rPr>
-          <w:rFonts w:ascii="Calibri" w:hAnsi="Calibri" w:eastAsia="Calibri"/>
-          <w:b w:val="0"/>
-          <w:i w:val="0"/>
-          <w:sz w:val="22"/>
-        </w:rPr>
-        <w:t>Flüoroskopiya, kontrast maddələr, angioqrafiya və kompüter tomoqrafiyası kölgə təsvirini lay-lay görüntülərə çevirdi. Ultrasəs səs dalğalarından, MRT maqnit sahəsi və radio dalğalarından, PET isə radioaktiv nişanlayıcı maddələrdən istifadə edir. Hər üsul fərqli suala cavab verir. Birlikdə onlar yalnız baxmaq üçün bədəni əməliyyatla açmaq ehtiyacını azaltdılar. Onkologiya, travmatologiya və stomatologiya kökündən dəyişdi.</w:t>
+        <w:t>Rentgenoskopiya — hərəkətli rentgen görüntüləməsi — kontrast maddələr, damarların görüntülənməsi olan angioqrafiya və kompüter tomoqrafiyası (KT) sadə kölgə təsvirindən kəsiklərə doğru inkişafı təmin etdi. Ultrasəs səs dalğalarından, maqnit-rezonans tomoqrafiyası (MRT) maqnit sahələri və radio dalğalarından, pozitron-emissiya tomoqrafiyası (PET) isə izləyici maddələrdən istifadə edir. Hər üsul fərqli suallara cavab verir. Birlikdə onlar yalnız baxmaq məqsədilə əməliyyat aparmaq ehtiyacını azaltdılar. Onkologiya, travma yardımı və stomatologiya dəyişdi.</w:t>
       </w:r>
     </w:p>
     <w:p>
       <w:pPr>
-        <w:keepNext/>
-        <w:spacing w:before="240" w:after="120"/>
+        <w:pStyle w:val="Heading1"/>
+        <w:widowControl/>
       </w:pPr>
       <w:r>
-        <w:rPr>
-          <w:rFonts w:ascii="Calibri" w:hAnsi="Calibri" w:eastAsia="Calibri"/>
-          <w:b/>
-          <w:i w:val="0"/>
-          <w:color w:val="004E8C"/>
-          <w:sz w:val="28"/>
-        </w:rPr>
-        <w:t>İnsan həyatını necə dəyişdi?</w:t>
+        <w:t>İnsan həyatını necə dəyişib</w:t>
       </w:r>
     </w:p>
     <w:p>
       <w:pPr>
-        <w:spacing w:after="160" w:line="276" w:lineRule="auto"/>
+        <w:widowControl/>
       </w:pPr>
       <w:r>
-        <w:rPr>
-          <w:rFonts w:ascii="Calibri" w:hAnsi="Calibri" w:eastAsia="Calibri"/>
-          <w:b w:val="0"/>
-          <w:i w:val="0"/>
-          <w:sz w:val="22"/>
-        </w:rPr>
-        <w:t>Xəstələr daha tez və dəqiq diaqnoz imkanına, eyni zamanda yeni bir narahatlığa — heç bir əlamət verməyən problemi aşkar edən müayinəyə — qovuşdular. Cəmiyyətlər şüalanmanı tənzimləməli və mütəxəssislər hazırlamalı oldu. Vaxtilə yalnız ehtimalla qiymətləndirilən sınıq çap olunmuş fakta çevrildi. Canlı bədənin daxilini görmək həkim, xəstə və tibbi sübut arasındakı münasibəti dəyişdirdi.</w:t>
+        <w:t>Xəstələr daha sürətli və dəqiq diaqnoz imkanı qazandılar. Bununla yanaşı, heç bir əlamət verməyən problemin müayinədə aşkarlanması kimi yeni narahatlıqlar yarandı. Cəmiyyət şüalanmanı tənzimləməli və mütəxəssislər hazırlamalı oldu. Vaxtilə təxmin edilən sümük sınığı artıq görüntü ilə təsdiqlənirdi. Canlı bədənin daxilini görmək həkim, xəstə və sübut arasındakı münasibəti dəyişdirdi.</w:t>
       </w:r>
     </w:p>
     <w:p>
       <w:pPr>
-        <w:keepNext/>
-        <w:spacing w:before="240" w:after="120"/>
+        <w:pStyle w:val="Heading1"/>
+        <w:widowControl/>
       </w:pPr>
       <w:r>
-        <w:rPr>
-          <w:rFonts w:ascii="Calibri" w:hAnsi="Calibri" w:eastAsia="Calibri"/>
-          <w:b/>
-          <w:i w:val="0"/>
-          <w:color w:val="004E8C"/>
-          <w:sz w:val="28"/>
-        </w:rPr>
         <w:t>Mənbələr və istinadlar</w:t>
       </w:r>
     </w:p>
     <w:p>
       <w:pPr>
-        <w:keepNext/>
-        <w:spacing w:before="240" w:after="120"/>
+        <w:pStyle w:val="Heading2"/>
+        <w:widowControl/>
       </w:pPr>
       <w:r>
         <w:rPr>
-          <w:rFonts w:ascii="Calibri" w:hAnsi="Calibri" w:eastAsia="Calibri"/>
-          <w:b/>
-          <w:i w:val="0"/>
-          <w:color w:val="004E8C"/>
-          <w:sz w:val="24"/>
+          <w:sz w:val="20"/>
         </w:rPr>
-        <w:t>C. Təşkilatların materialları və ensiklopedik mənbələr</w:t>
+        <w:t>C Qurumların materialları və ensiklopedik mənbələr</w:t>
       </w:r>
     </w:p>
     <w:p>
       <w:pPr>
-        <w:spacing w:after="80"/>
-        <w:ind w:left="360"/>
+        <w:widowControl/>
       </w:pPr>
       <w:r>
         <w:rPr>
-          <w:rFonts w:ascii="Calibri" w:hAnsi="Calibri" w:eastAsia="Calibri"/>
-          <w:b w:val="0"/>
-          <w:i w:val="0"/>
-          <w:sz w:val="22"/>
+          <w:sz w:val="20"/>
         </w:rPr>
-        <w:t>1. Encyclopaedia Britannica. “X-ray” (“Rentgen şüası”).</w:t>
-      </w:r>
-      <w:r>
-        <w:rPr>
-          <w:rFonts w:ascii="Calibri" w:hAnsi="Calibri" w:eastAsia="Calibri"/>
-          <w:b w:val="0"/>
-          <w:i w:val="0"/>
-          <w:sz w:val="22"/>
-        </w:rPr>
-        <w:t xml:space="preserve"> </w:t>
+        <w:t xml:space="preserve">1. Encyclopaedia Britannica. 'X-ray.' </w:t>
       </w:r>
       <w:hyperlink r:id="rId9">
         <w:r>
           <w:rPr>
-            <w:rFonts w:ascii="Calibri" w:hAnsi="Calibri" w:eastAsia="Calibri"/>
-            <w:b w:val="0"/>
-            <w:i w:val="0"/>
-            <w:sz w:val="22"/>
-            <w:color w:val="0563C1"/>
-            <w:u w:val="single"/>
+            <w:sz w:val="20"/>
           </w:rPr>
           <w:t>https://www.britannica.com/science/X-ray</w:t>
         </w:r>
       </w:hyperlink>
+      <w:r>
+        <w:rPr>
+          <w:sz w:val="20"/>
+        </w:rPr>
+      </w:r>
     </w:p>
     <w:p>
       <w:pPr>
-        <w:spacing w:after="80"/>
-        <w:ind w:left="360"/>
+        <w:widowControl/>
       </w:pPr>
       <w:r>
         <w:rPr>
-          <w:rFonts w:ascii="Calibri" w:hAnsi="Calibri" w:eastAsia="Calibri"/>
-          <w:b w:val="0"/>
-          <w:i w:val="0"/>
-          <w:sz w:val="22"/>
+          <w:sz w:val="20"/>
         </w:rPr>
-        <w:t>2. Milli Biotibbi Görüntüləmə və Biomühəndislik İnstitutu (NIH). MRT haqqında izahlı material.</w:t>
-      </w:r>
-      <w:r>
-        <w:rPr>
-          <w:rFonts w:ascii="Calibri" w:hAnsi="Calibri" w:eastAsia="Calibri"/>
-          <w:b w:val="0"/>
-          <w:i w:val="0"/>
-          <w:sz w:val="22"/>
-        </w:rPr>
-        <w:t xml:space="preserve"> </w:t>
+        <w:t xml:space="preserve">2. National Institute of Biomedical Imaging and Bioengineering (NIH). MRI explainer. </w:t>
       </w:r>
       <w:hyperlink r:id="rId10">
         <w:r>
           <w:rPr>
-            <w:rFonts w:ascii="Calibri" w:hAnsi="Calibri" w:eastAsia="Calibri"/>
-            <w:b w:val="0"/>
-            <w:i w:val="0"/>
-            <w:sz w:val="22"/>
-            <w:color w:val="0563C1"/>
-            <w:u w:val="single"/>
+            <w:sz w:val="20"/>
           </w:rPr>
           <w:t>https://www.nibib.nih.gov/science-education/science-topics/magnetic-resonance-imaging-mri</w:t>
         </w:r>
       </w:hyperlink>
-    </w:p>
-    <w:p>
-      <w:pPr>
-        <w:keepNext/>
-        <w:spacing w:before="240" w:after="120"/>
-      </w:pPr>
       <w:r>
         <w:rPr>
-          <w:rFonts w:ascii="Calibri" w:hAnsi="Calibri" w:eastAsia="Calibri"/>
-          <w:b/>
-          <w:i w:val="0"/>
-          <w:color w:val="004E8C"/>
-          <w:sz w:val="24"/>
+          <w:sz w:val="20"/>
         </w:rPr>
-        <w:t>G. Kosmik agentliklərin, laboratoriyaların və elmi təşkilatların materialları</w:t>
       </w:r>
     </w:p>
     <w:p>
       <w:pPr>
-        <w:spacing w:after="80"/>
-        <w:ind w:left="360"/>
+        <w:pStyle w:val="Heading2"/>
+        <w:widowControl/>
       </w:pPr>
       <w:r>
         <w:rPr>
-          <w:rFonts w:ascii="Calibri" w:hAnsi="Calibri" w:eastAsia="Calibri"/>
-          <w:b w:val="0"/>
-          <w:i w:val="0"/>
-          <w:sz w:val="22"/>
+          <w:sz w:val="20"/>
         </w:rPr>
-        <w:t>1. Nobel Mükafatı. Vilhelm Konrad Rentgenin 1901-ci il mühazirəsi.</w:t>
+        <w:t>G Kosmik agentliklər laboratoriyalar və elmi təşkilatlar</w:t>
       </w:r>
+    </w:p>
+    <w:p>
+      <w:pPr>
+        <w:widowControl/>
+      </w:pPr>
       <w:r>
         <w:rPr>
-          <w:rFonts w:ascii="Calibri" w:hAnsi="Calibri" w:eastAsia="Calibri"/>
-          <w:b w:val="0"/>
-          <w:i w:val="0"/>
-          <w:sz w:val="22"/>
+          <w:sz w:val="20"/>
         </w:rPr>
-        <w:t xml:space="preserve"> </w:t>
+        <w:t xml:space="preserve">1. Nobel Prize. Wilhelm Conrad Röntgen lecture, 1901. </w:t>
       </w:r>
       <w:hyperlink r:id="rId11">
         <w:r>
           <w:rPr>
-            <w:rFonts w:ascii="Calibri" w:hAnsi="Calibri" w:eastAsia="Calibri"/>
-            <w:b w:val="0"/>
-            <w:i w:val="0"/>
-            <w:sz w:val="22"/>
-            <w:color w:val="0563C1"/>
-            <w:u w:val="single"/>
+            <w:sz w:val="20"/>
           </w:rPr>
           <w:t>https://www.nobelprize.org/prizes/physics/1901/rontgen/lecture/</w:t>
         </w:r>
       </w:hyperlink>
-    </w:p>
-    <w:p>
-      <w:pPr>
-        <w:keepNext/>
-        <w:spacing w:before="240" w:after="120"/>
-      </w:pPr>
       <w:r>
         <w:rPr>
-          <w:rFonts w:ascii="Calibri" w:hAnsi="Calibri" w:eastAsia="Calibri"/>
-          <w:b/>
-          <w:i w:val="0"/>
-          <w:color w:val="004E8C"/>
-          <w:sz w:val="24"/>
+          <w:sz w:val="20"/>
         </w:rPr>
-        <w:t>H. Peşəkar cəmiyyətlər və standartlaşdırma qurumları</w:t>
       </w:r>
     </w:p>
     <w:p>
       <w:pPr>
-        <w:spacing w:after="80"/>
-        <w:ind w:left="360"/>
+        <w:pStyle w:val="Heading2"/>
+        <w:widowControl/>
       </w:pPr>
       <w:r>
         <w:rPr>
-          <w:rFonts w:ascii="Calibri" w:hAnsi="Calibri" w:eastAsia="Calibri"/>
-          <w:b w:val="0"/>
-          <w:i w:val="0"/>
-          <w:sz w:val="22"/>
+          <w:sz w:val="20"/>
         </w:rPr>
-        <w:t>1. Şimali Amerika Radiologiya Cəmiyyəti. RadiologyInfo.</w:t>
+        <w:t>H Peşə birlikləri və standartlaşdırma qurumları</w:t>
       </w:r>
+    </w:p>
+    <w:p>
+      <w:pPr>
+        <w:widowControl/>
+      </w:pPr>
       <w:r>
         <w:rPr>
-          <w:rFonts w:ascii="Calibri" w:hAnsi="Calibri" w:eastAsia="Calibri"/>
-          <w:b w:val="0"/>
-          <w:i w:val="0"/>
-          <w:sz w:val="22"/>
+          <w:sz w:val="20"/>
         </w:rPr>
-        <w:t xml:space="preserve"> </w:t>
+        <w:t xml:space="preserve">1. Radiological Society of North America. RadiologyInfo. </w:t>
       </w:r>
       <w:hyperlink r:id="rId12">
         <w:r>
           <w:rPr>
-            <w:rFonts w:ascii="Calibri" w:hAnsi="Calibri" w:eastAsia="Calibri"/>
-            <w:b w:val="0"/>
-            <w:i w:val="0"/>
-            <w:sz w:val="22"/>
-            <w:color w:val="0563C1"/>
-            <w:u w:val="single"/>
+            <w:sz w:val="20"/>
           </w:rPr>
           <w:t>https://www.radiologyinfo.org/en/</w:t>
         </w:r>
       </w:hyperlink>
-    </w:p>
-    <w:p>
-      <w:pPr>
-        <w:keepNext/>
-        <w:spacing w:before="240" w:after="120"/>
-      </w:pPr>
       <w:r>
         <w:rPr>
-          <w:rFonts w:ascii="Calibri" w:hAnsi="Calibri" w:eastAsia="Calibri"/>
-          <w:b/>
-          <w:i w:val="0"/>
-          <w:color w:val="004E8C"/>
-          <w:sz w:val="24"/>
+          <w:sz w:val="20"/>
         </w:rPr>
-        <w:t>D. Muzey, arxiv və kitabxana materialları</w:t>
       </w:r>
     </w:p>
     <w:p>
       <w:pPr>
-        <w:spacing w:after="80"/>
-        <w:ind w:left="360"/>
+        <w:pStyle w:val="Heading2"/>
+        <w:widowControl/>
       </w:pPr>
       <w:r>
         <w:rPr>
-          <w:rFonts w:ascii="Calibri" w:hAnsi="Calibri" w:eastAsia="Calibri"/>
-          <w:b w:val="0"/>
-          <w:i w:val="0"/>
-          <w:sz w:val="22"/>
+          <w:sz w:val="20"/>
         </w:rPr>
-        <w:t>1. Wellcome Collection. İlk Rentgen təsvirləri və Rentgenə aid materiallar.</w:t>
+        <w:t>D Muzey arxiv və kitabxana materialları</w:t>
       </w:r>
+    </w:p>
+    <w:p>
+      <w:pPr>
+        <w:widowControl/>
+      </w:pPr>
       <w:r>
         <w:rPr>
-          <w:rFonts w:ascii="Calibri" w:hAnsi="Calibri" w:eastAsia="Calibri"/>
-          <w:b w:val="0"/>
-          <w:i w:val="0"/>
-          <w:sz w:val="22"/>
+          <w:sz w:val="20"/>
         </w:rPr>
-        <w:t xml:space="preserve"> </w:t>
+        <w:t xml:space="preserve">1. Wellcome Collection. Early X-ray images and Röntgen materials. </w:t>
       </w:r>
       <w:hyperlink r:id="rId13">
         <w:r>
           <w:rPr>
-            <w:rFonts w:ascii="Calibri" w:hAnsi="Calibri" w:eastAsia="Calibri"/>
-            <w:b w:val="0"/>
-            <w:i w:val="0"/>
-            <w:sz w:val="22"/>
-            <w:color w:val="0563C1"/>
-            <w:u w:val="single"/>
+            <w:sz w:val="20"/>
           </w:rPr>
           <w:t>https://wellcomecollection.org/</w:t>
         </w:r>
       </w:hyperlink>
+      <w:r>
+        <w:rPr>
+          <w:sz w:val="20"/>
+        </w:rPr>
+      </w:r>
     </w:p>
     <w:sectPr>
-      <w:pgSz w:w="12240" w:h="15840"/>
-      <w:pgMar w:top="1296" w:right="1440" w:bottom="1296" w:left="1440" w:header="720" w:footer="720" w:gutter="0"/>
+      <w:footerReference w:type="default" r:id="rId14"/>
+      <w:pgSz w:w="11906" w:h="16838"/>
+      <w:pgMar w:top="1020" w:right="1134" w:bottom="1020" w:left="1134" w:header="720" w:footer="720" w:gutter="0"/>
       <w:cols w:space="720"/>
       <w:docGrid w:linePitch="360"/>
     </w:sectPr>
   </w:body>
 </w:document>
+</file>
+
+<file path=word/footer1.xml><?xml version="1.0" encoding="utf-8"?>
+<w:ftr xmlns:m="http://schemas.openxmlformats.org/officeDocument/2006/math" xmlns:mc="http://schemas.openxmlformats.org/markup-compatibility/2006" xmlns:mo="http://schemas.microsoft.com/office/mac/office/2008/main" xmlns:mv="urn:schemas-microsoft-com:mac:vml" xmlns:o="urn:schemas-microsoft-com:office:office" xmlns:r="http://schemas.openxmlformats.org/officeDocument/2006/relationships" xmlns:v="urn:schemas-microsoft-com:vml" xmlns:w10="urn:schemas-microsoft-com:office:word" xmlns:w14="http://schemas.microsoft.com/office/word/2010/wordml" xmlns:w="http://schemas.openxmlformats.org/wordprocessingml/2006/main" xmlns:wne="http://schemas.microsoft.com/office/word/2006/wordml" xmlns:wp14="http://schemas.microsoft.com/office/word/2010/wordprocessingDrawing" xmlns:wp="http://schemas.openxmlformats.org/drawingml/2006/wordprocessingDrawing" xmlns:wpc="http://schemas.microsoft.com/office/word/2010/wordprocessingCanvas" xmlns:wpg="http://schemas.microsoft.com/office/word/2010/wordprocessingGroup" xmlns:wpi="http://schemas.microsoft.com/office/word/2010/wordprocessingInk" xmlns:wps="http://schemas.microsoft.com/office/word/2010/wordprocessingShape" mc:Ignorable="w14 wp14">
+  <w:p>
+    <w:pPr>
+      <w:pStyle w:val="Footer"/>
+      <w:jc w:val="right"/>
+    </w:pPr>
+    <w:fldSimple w:instr="PAGE"/>
+  </w:p>
+</w:ftr>
 </file>
 
 <file path=word/numbering.xml><?xml version="1.0" encoding="utf-8"?>
@@ -810,7 +607,7 @@
   <w:docDefaults>
     <w:rPrDefault>
       <w:rPr>
-        <w:rFonts w:asciiTheme="minorHAnsi" w:eastAsiaTheme="minorEastAsia" w:hAnsiTheme="minorHAnsi" w:cstheme="minorBidi"/>
+        <w:rFonts/>
         <w:sz w:val="22"/>
         <w:szCs w:val="22"/>
         <w:lang w:val="en-US" w:eastAsia="en-US" w:bidi="ar-SA"/>
@@ -965,6 +762,15 @@
     <w:name w:val="Normal"/>
     <w:qFormat/>
     <w:rsid w:val="00FC693F"/>
+    <w:pPr>
+      <w:spacing w:after="120" w:line="259" w:lineRule="auto"/>
+    </w:pPr>
+    <w:rPr>
+      <w:rFonts w:ascii="Times New Roman" w:hAnsi="Times New Roman"/>
+      <w:color w:val="000000"/>
+      <w:sz w:val="24"/>
+      <w:lang w:val="az-Latn-AZ"/>
+    </w:rPr>
   </w:style>
   <w:style w:type="paragraph" w:styleId="Header">
     <w:name w:val="header"/>
@@ -1021,16 +827,17 @@
     <w:pPr>
       <w:keepNext/>
       <w:keepLines/>
-      <w:spacing w:before="480" w:after="0"/>
+      <w:spacing w:before="480" w:after="120" w:line="259" w:lineRule="auto"/>
       <w:outlineLvl w:val="0"/>
     </w:pPr>
     <w:rPr>
-      <w:rFonts w:asciiTheme="majorHAnsi" w:eastAsiaTheme="majorEastAsia" w:hAnsiTheme="majorHAnsi" w:cstheme="majorBidi"/>
+      <w:rFonts w:ascii="Times New Roman" w:hAnsi="Times New Roman"/>
       <w:b/>
       <w:bCs/>
-      <w:color w:val="365F91" w:themeColor="accent1" w:themeShade="BF"/>
-      <w:sz w:val="28"/>
+      <w:color w:val="000000"/>
+      <w:sz w:val="26"/>
       <w:szCs w:val="28"/>
+      <w:lang w:val="az-Latn-AZ"/>
     </w:rPr>
   </w:style>
   <w:style w:type="paragraph" w:styleId="Heading2">
@@ -1045,16 +852,17 @@
     <w:pPr>
       <w:keepNext/>
       <w:keepLines/>
-      <w:spacing w:before="200" w:after="0"/>
+      <w:spacing w:before="200" w:after="120" w:line="259" w:lineRule="auto"/>
       <w:outlineLvl w:val="1"/>
     </w:pPr>
     <w:rPr>
-      <w:rFonts w:asciiTheme="majorHAnsi" w:eastAsiaTheme="majorEastAsia" w:hAnsiTheme="majorHAnsi" w:cstheme="majorBidi"/>
+      <w:rFonts w:ascii="Times New Roman" w:hAnsi="Times New Roman"/>
       <w:b/>
       <w:bCs/>
-      <w:color w:val="4F81BD" w:themeColor="accent1"/>
+      <w:color w:val="000000"/>
       <w:sz w:val="26"/>
       <w:szCs w:val="26"/>
+      <w:lang w:val="az-Latn-AZ"/>
     </w:rPr>
   </w:style>
   <w:style w:type="paragraph" w:styleId="Heading3">
@@ -1073,7 +881,7 @@
       <w:outlineLvl w:val="2"/>
     </w:pPr>
     <w:rPr>
-      <w:rFonts w:asciiTheme="majorHAnsi" w:eastAsiaTheme="majorEastAsia" w:hAnsiTheme="majorHAnsi" w:cstheme="majorBidi"/>
+      <w:rFonts/>
       <w:b/>
       <w:bCs/>
       <w:color w:val="4F81BD" w:themeColor="accent1"/>
@@ -1096,7 +904,7 @@
       <w:outlineLvl w:val="3"/>
     </w:pPr>
     <w:rPr>
-      <w:rFonts w:asciiTheme="majorHAnsi" w:eastAsiaTheme="majorEastAsia" w:hAnsiTheme="majorHAnsi" w:cstheme="majorBidi"/>
+      <w:rFonts/>
       <w:b/>
       <w:bCs/>
       <w:i/>
@@ -1121,7 +929,7 @@
       <w:outlineLvl w:val="4"/>
     </w:pPr>
     <w:rPr>
-      <w:rFonts w:asciiTheme="majorHAnsi" w:eastAsiaTheme="majorEastAsia" w:hAnsiTheme="majorHAnsi" w:cstheme="majorBidi"/>
+      <w:rFonts/>
       <w:color w:val="243F60" w:themeColor="accent1" w:themeShade="7F"/>
     </w:rPr>
   </w:style>
@@ -1142,7 +950,7 @@
       <w:outlineLvl w:val="5"/>
     </w:pPr>
     <w:rPr>
-      <w:rFonts w:asciiTheme="majorHAnsi" w:eastAsiaTheme="majorEastAsia" w:hAnsiTheme="majorHAnsi" w:cstheme="majorBidi"/>
+      <w:rFonts/>
       <w:i/>
       <w:iCs/>
       <w:color w:val="243F60" w:themeColor="accent1" w:themeShade="7F"/>
@@ -1165,7 +973,7 @@
       <w:outlineLvl w:val="6"/>
     </w:pPr>
     <w:rPr>
-      <w:rFonts w:asciiTheme="majorHAnsi" w:eastAsiaTheme="majorEastAsia" w:hAnsiTheme="majorHAnsi" w:cstheme="majorBidi"/>
+      <w:rFonts/>
       <w:i/>
       <w:iCs/>
       <w:color w:val="404040" w:themeColor="text1" w:themeTint="BF"/>
@@ -1188,7 +996,7 @@
       <w:outlineLvl w:val="7"/>
     </w:pPr>
     <w:rPr>
-      <w:rFonts w:asciiTheme="majorHAnsi" w:eastAsiaTheme="majorEastAsia" w:hAnsiTheme="majorHAnsi" w:cstheme="majorBidi"/>
+      <w:rFonts/>
       <w:color w:val="4F81BD" w:themeColor="accent1"/>
       <w:sz w:val="20"/>
       <w:szCs w:val="20"/>
@@ -1211,7 +1019,7 @@
       <w:outlineLvl w:val="8"/>
     </w:pPr>
     <w:rPr>
-      <w:rFonts w:asciiTheme="majorHAnsi" w:eastAsiaTheme="majorEastAsia" w:hAnsiTheme="majorHAnsi" w:cstheme="majorBidi"/>
+      <w:rFonts/>
       <w:i/>
       <w:iCs/>
       <w:color w:val="404040" w:themeColor="text1" w:themeTint="BF"/>
@@ -1262,7 +1070,7 @@
     <w:uiPriority w:val="9"/>
     <w:rsid w:val="00FC693F"/>
     <w:rPr>
-      <w:rFonts w:asciiTheme="majorHAnsi" w:eastAsiaTheme="majorEastAsia" w:hAnsiTheme="majorHAnsi" w:cstheme="majorBidi"/>
+      <w:rFonts/>
       <w:b/>
       <w:bCs/>
       <w:color w:val="365F91" w:themeColor="accent1" w:themeShade="BF"/>
@@ -1277,7 +1085,7 @@
     <w:uiPriority w:val="9"/>
     <w:rsid w:val="00FC693F"/>
     <w:rPr>
-      <w:rFonts w:asciiTheme="majorHAnsi" w:eastAsiaTheme="majorEastAsia" w:hAnsiTheme="majorHAnsi" w:cstheme="majorBidi"/>
+      <w:rFonts/>
       <w:b/>
       <w:bCs/>
       <w:color w:val="4F81BD" w:themeColor="accent1"/>
@@ -1292,7 +1100,7 @@
     <w:uiPriority w:val="9"/>
     <w:rsid w:val="00FC693F"/>
     <w:rPr>
-      <w:rFonts w:asciiTheme="majorHAnsi" w:eastAsiaTheme="majorEastAsia" w:hAnsiTheme="majorHAnsi" w:cstheme="majorBidi"/>
+      <w:rFonts/>
       <w:b/>
       <w:bCs/>
       <w:color w:val="4F81BD" w:themeColor="accent1"/>
@@ -1307,19 +1115,17 @@
     <w:qFormat/>
     <w:rsid w:val="00FC693F"/>
     <w:pPr>
-      <w:pBdr>
-        <w:bottom w:val="single" w:sz="8" w:space="4" w:color="4F81BD" w:themeColor="accent1"/>
-      </w:pBdr>
-      <w:spacing w:after="300" w:line="240" w:lineRule="auto"/>
+      <w:spacing w:after="120" w:line="259" w:lineRule="auto"/>
       <w:contextualSpacing/>
     </w:pPr>
     <w:rPr>
-      <w:rFonts w:asciiTheme="majorHAnsi" w:eastAsiaTheme="majorEastAsia" w:hAnsiTheme="majorHAnsi" w:cstheme="majorBidi"/>
-      <w:color w:val="17365D" w:themeColor="text2" w:themeShade="BF"/>
+      <w:rFonts w:ascii="Times New Roman" w:hAnsi="Times New Roman"/>
+      <w:color w:val="000000"/>
       <w:spacing w:val="5"/>
       <w:kern w:val="28"/>
-      <w:sz w:val="52"/>
+      <w:sz w:val="40"/>
       <w:szCs w:val="52"/>
+      <w:lang w:val="az-Latn-AZ"/>
     </w:rPr>
   </w:style>
   <w:style w:type="character" w:customStyle="1" w:styleId="TitleChar">
@@ -1329,7 +1135,7 @@
     <w:uiPriority w:val="10"/>
     <w:rsid w:val="00FC693F"/>
     <w:rPr>
-      <w:rFonts w:asciiTheme="majorHAnsi" w:eastAsiaTheme="majorEastAsia" w:hAnsiTheme="majorHAnsi" w:cstheme="majorBidi"/>
+      <w:rFonts/>
       <w:color w:val="17365D" w:themeColor="text2" w:themeShade="BF"/>
       <w:spacing w:val="5"/>
       <w:kern w:val="28"/>
@@ -1351,7 +1157,7 @@
       </w:numPr>
     </w:pPr>
     <w:rPr>
-      <w:rFonts w:asciiTheme="majorHAnsi" w:eastAsiaTheme="majorEastAsia" w:hAnsiTheme="majorHAnsi" w:cstheme="majorBidi"/>
+      <w:rFonts/>
       <w:i/>
       <w:iCs/>
       <w:color w:val="4F81BD" w:themeColor="accent1"/>
@@ -1367,7 +1173,7 @@
     <w:uiPriority w:val="11"/>
     <w:rsid w:val="00FC693F"/>
     <w:rPr>
-      <w:rFonts w:asciiTheme="majorHAnsi" w:eastAsiaTheme="majorEastAsia" w:hAnsiTheme="majorHAnsi" w:cstheme="majorBidi"/>
+      <w:rFonts/>
       <w:i/>
       <w:iCs/>
       <w:color w:val="4F81BD" w:themeColor="accent1"/>
@@ -1492,8 +1298,15 @@
       <w:numPr>
         <w:numId w:val="1"/>
       </w:numPr>
+      <w:spacing w:after="120" w:line="259" w:lineRule="auto"/>
       <w:contextualSpacing/>
     </w:pPr>
+    <w:rPr>
+      <w:rFonts w:ascii="Times New Roman" w:hAnsi="Times New Roman"/>
+      <w:color w:val="000000"/>
+      <w:sz w:val="24"/>
+      <w:lang w:val="az-Latn-AZ"/>
+    </w:rPr>
   </w:style>
   <w:style w:type="paragraph" w:styleId="ListBullet2">
     <w:name w:val="List Bullet 2"/>
@@ -1665,7 +1478,7 @@
     <w:semiHidden/>
     <w:rsid w:val="00FC693F"/>
     <w:rPr>
-      <w:rFonts w:asciiTheme="majorHAnsi" w:eastAsiaTheme="majorEastAsia" w:hAnsiTheme="majorHAnsi" w:cstheme="majorBidi"/>
+      <w:rFonts/>
       <w:b/>
       <w:bCs/>
       <w:i/>
@@ -1681,7 +1494,7 @@
     <w:semiHidden/>
     <w:rsid w:val="00FC693F"/>
     <w:rPr>
-      <w:rFonts w:asciiTheme="majorHAnsi" w:eastAsiaTheme="majorEastAsia" w:hAnsiTheme="majorHAnsi" w:cstheme="majorBidi"/>
+      <w:rFonts/>
       <w:color w:val="243F60" w:themeColor="accent1" w:themeShade="7F"/>
     </w:rPr>
   </w:style>
@@ -1693,7 +1506,7 @@
     <w:semiHidden/>
     <w:rsid w:val="00FC693F"/>
     <w:rPr>
-      <w:rFonts w:asciiTheme="majorHAnsi" w:eastAsiaTheme="majorEastAsia" w:hAnsiTheme="majorHAnsi" w:cstheme="majorBidi"/>
+      <w:rFonts/>
       <w:i/>
       <w:iCs/>
       <w:color w:val="243F60" w:themeColor="accent1" w:themeShade="7F"/>
@@ -1707,7 +1520,7 @@
     <w:semiHidden/>
     <w:rsid w:val="00FC693F"/>
     <w:rPr>
-      <w:rFonts w:asciiTheme="majorHAnsi" w:eastAsiaTheme="majorEastAsia" w:hAnsiTheme="majorHAnsi" w:cstheme="majorBidi"/>
+      <w:rFonts/>
       <w:i/>
       <w:iCs/>
       <w:color w:val="404040" w:themeColor="text1" w:themeTint="BF"/>
@@ -1721,7 +1534,7 @@
     <w:semiHidden/>
     <w:rsid w:val="00FC693F"/>
     <w:rPr>
-      <w:rFonts w:asciiTheme="majorHAnsi" w:eastAsiaTheme="majorEastAsia" w:hAnsiTheme="majorHAnsi" w:cstheme="majorBidi"/>
+      <w:rFonts/>
       <w:color w:val="4F81BD" w:themeColor="accent1"/>
       <w:sz w:val="20"/>
       <w:szCs w:val="20"/>
@@ -1735,7 +1548,7 @@
     <w:semiHidden/>
     <w:rsid w:val="00FC693F"/>
     <w:rPr>
-      <w:rFonts w:asciiTheme="majorHAnsi" w:eastAsiaTheme="majorEastAsia" w:hAnsiTheme="majorHAnsi" w:cstheme="majorBidi"/>
+      <w:rFonts/>
       <w:i/>
       <w:iCs/>
       <w:color w:val="404040" w:themeColor="text1" w:themeTint="BF"/>
@@ -1794,9 +1607,6 @@
     <w:qFormat/>
     <w:rsid w:val="00FC693F"/>
     <w:pPr>
-      <w:pBdr>
-        <w:bottom w:val="single" w:sz="4" w:space="4" w:color="4F81BD" w:themeColor="accent1"/>
-      </w:pBdr>
       <w:spacing w:before="200" w:after="280"/>
       <w:ind w:left="936" w:right="936"/>
     </w:pPr>
@@ -3324,7 +3134,7 @@
         <w:spacing w:before="0" w:after="0" w:line="240" w:lineRule="auto"/>
       </w:pPr>
       <w:rPr>
-        <w:rFonts w:asciiTheme="majorHAnsi" w:eastAsiaTheme="majorEastAsia" w:hAnsiTheme="majorHAnsi" w:cstheme="majorBidi"/>
+        <w:rFonts/>
         <w:b/>
         <w:bCs/>
       </w:rPr>
@@ -3345,7 +3155,7 @@
         <w:spacing w:before="0" w:after="0" w:line="240" w:lineRule="auto"/>
       </w:pPr>
       <w:rPr>
-        <w:rFonts w:asciiTheme="majorHAnsi" w:eastAsiaTheme="majorEastAsia" w:hAnsiTheme="majorHAnsi" w:cstheme="majorBidi"/>
+        <w:rFonts/>
         <w:b/>
         <w:bCs/>
       </w:rPr>
@@ -3363,14 +3173,14 @@
     </w:tblStylePr>
     <w:tblStylePr w:type="firstCol">
       <w:rPr>
-        <w:rFonts w:asciiTheme="majorHAnsi" w:eastAsiaTheme="majorEastAsia" w:hAnsiTheme="majorHAnsi" w:cstheme="majorBidi"/>
+        <w:rFonts/>
         <w:b/>
         <w:bCs/>
       </w:rPr>
     </w:tblStylePr>
     <w:tblStylePr w:type="lastCol">
       <w:rPr>
-        <w:rFonts w:asciiTheme="majorHAnsi" w:eastAsiaTheme="majorEastAsia" w:hAnsiTheme="majorHAnsi" w:cstheme="majorBidi"/>
+        <w:rFonts/>
         <w:b/>
         <w:bCs/>
       </w:rPr>
@@ -3454,7 +3264,7 @@
         <w:spacing w:before="0" w:after="0" w:line="240" w:lineRule="auto"/>
       </w:pPr>
       <w:rPr>
-        <w:rFonts w:asciiTheme="majorHAnsi" w:eastAsiaTheme="majorEastAsia" w:hAnsiTheme="majorHAnsi" w:cstheme="majorBidi"/>
+        <w:rFonts/>
         <w:b/>
         <w:bCs/>
       </w:rPr>
@@ -3475,7 +3285,7 @@
         <w:spacing w:before="0" w:after="0" w:line="240" w:lineRule="auto"/>
       </w:pPr>
       <w:rPr>
-        <w:rFonts w:asciiTheme="majorHAnsi" w:eastAsiaTheme="majorEastAsia" w:hAnsiTheme="majorHAnsi" w:cstheme="majorBidi"/>
+        <w:rFonts/>
         <w:b/>
         <w:bCs/>
       </w:rPr>
@@ -3493,14 +3303,14 @@
     </w:tblStylePr>
     <w:tblStylePr w:type="firstCol">
       <w:rPr>
-        <w:rFonts w:asciiTheme="majorHAnsi" w:eastAsiaTheme="majorEastAsia" w:hAnsiTheme="majorHAnsi" w:cstheme="majorBidi"/>
+        <w:rFonts/>
         <w:b/>
         <w:bCs/>
       </w:rPr>
     </w:tblStylePr>
     <w:tblStylePr w:type="lastCol">
       <w:rPr>
-        <w:rFonts w:asciiTheme="majorHAnsi" w:eastAsiaTheme="majorEastAsia" w:hAnsiTheme="majorHAnsi" w:cstheme="majorBidi"/>
+        <w:rFonts/>
         <w:b/>
         <w:bCs/>
       </w:rPr>
@@ -3584,7 +3394,7 @@
         <w:spacing w:before="0" w:after="0" w:line="240" w:lineRule="auto"/>
       </w:pPr>
       <w:rPr>
-        <w:rFonts w:asciiTheme="majorHAnsi" w:eastAsiaTheme="majorEastAsia" w:hAnsiTheme="majorHAnsi" w:cstheme="majorBidi"/>
+        <w:rFonts/>
         <w:b/>
         <w:bCs/>
       </w:rPr>
@@ -3605,7 +3415,7 @@
         <w:spacing w:before="0" w:after="0" w:line="240" w:lineRule="auto"/>
       </w:pPr>
       <w:rPr>
-        <w:rFonts w:asciiTheme="majorHAnsi" w:eastAsiaTheme="majorEastAsia" w:hAnsiTheme="majorHAnsi" w:cstheme="majorBidi"/>
+        <w:rFonts/>
         <w:b/>
         <w:bCs/>
       </w:rPr>
@@ -3623,14 +3433,14 @@
     </w:tblStylePr>
     <w:tblStylePr w:type="firstCol">
       <w:rPr>
-        <w:rFonts w:asciiTheme="majorHAnsi" w:eastAsiaTheme="majorEastAsia" w:hAnsiTheme="majorHAnsi" w:cstheme="majorBidi"/>
+        <w:rFonts/>
         <w:b/>
         <w:bCs/>
       </w:rPr>
     </w:tblStylePr>
     <w:tblStylePr w:type="lastCol">
       <w:rPr>
-        <w:rFonts w:asciiTheme="majorHAnsi" w:eastAsiaTheme="majorEastAsia" w:hAnsiTheme="majorHAnsi" w:cstheme="majorBidi"/>
+        <w:rFonts/>
         <w:b/>
         <w:bCs/>
       </w:rPr>
@@ -3714,7 +3524,7 @@
         <w:spacing w:before="0" w:after="0" w:line="240" w:lineRule="auto"/>
       </w:pPr>
       <w:rPr>
-        <w:rFonts w:asciiTheme="majorHAnsi" w:eastAsiaTheme="majorEastAsia" w:hAnsiTheme="majorHAnsi" w:cstheme="majorBidi"/>
+        <w:rFonts/>
         <w:b/>
         <w:bCs/>
       </w:rPr>
@@ -3735,7 +3545,7 @@
         <w:spacing w:before="0" w:after="0" w:line="240" w:lineRule="auto"/>
       </w:pPr>
       <w:rPr>
-        <w:rFonts w:asciiTheme="majorHAnsi" w:eastAsiaTheme="majorEastAsia" w:hAnsiTheme="majorHAnsi" w:cstheme="majorBidi"/>
+        <w:rFonts/>
         <w:b/>
         <w:bCs/>
       </w:rPr>
@@ -3753,14 +3563,14 @@
     </w:tblStylePr>
     <w:tblStylePr w:type="firstCol">
       <w:rPr>
-        <w:rFonts w:asciiTheme="majorHAnsi" w:eastAsiaTheme="majorEastAsia" w:hAnsiTheme="majorHAnsi" w:cstheme="majorBidi"/>
+        <w:rFonts/>
         <w:b/>
         <w:bCs/>
       </w:rPr>
     </w:tblStylePr>
     <w:tblStylePr w:type="lastCol">
       <w:rPr>
-        <w:rFonts w:asciiTheme="majorHAnsi" w:eastAsiaTheme="majorEastAsia" w:hAnsiTheme="majorHAnsi" w:cstheme="majorBidi"/>
+        <w:rFonts/>
         <w:b/>
         <w:bCs/>
       </w:rPr>
@@ -3844,7 +3654,7 @@
         <w:spacing w:before="0" w:after="0" w:line="240" w:lineRule="auto"/>
       </w:pPr>
       <w:rPr>
-        <w:rFonts w:asciiTheme="majorHAnsi" w:eastAsiaTheme="majorEastAsia" w:hAnsiTheme="majorHAnsi" w:cstheme="majorBidi"/>
+        <w:rFonts/>
         <w:b/>
         <w:bCs/>
       </w:rPr>
@@ -3865,7 +3675,7 @@
         <w:spacing w:before="0" w:after="0" w:line="240" w:lineRule="auto"/>
       </w:pPr>
       <w:rPr>
-        <w:rFonts w:asciiTheme="majorHAnsi" w:eastAsiaTheme="majorEastAsia" w:hAnsiTheme="majorHAnsi" w:cstheme="majorBidi"/>
+        <w:rFonts/>
         <w:b/>
         <w:bCs/>
       </w:rPr>
@@ -3883,14 +3693,14 @@
     </w:tblStylePr>
     <w:tblStylePr w:type="firstCol">
       <w:rPr>
-        <w:rFonts w:asciiTheme="majorHAnsi" w:eastAsiaTheme="majorEastAsia" w:hAnsiTheme="majorHAnsi" w:cstheme="majorBidi"/>
+        <w:rFonts/>
         <w:b/>
         <w:bCs/>
       </w:rPr>
     </w:tblStylePr>
     <w:tblStylePr w:type="lastCol">
       <w:rPr>
-        <w:rFonts w:asciiTheme="majorHAnsi" w:eastAsiaTheme="majorEastAsia" w:hAnsiTheme="majorHAnsi" w:cstheme="majorBidi"/>
+        <w:rFonts/>
         <w:b/>
         <w:bCs/>
       </w:rPr>
@@ -3974,7 +3784,7 @@
         <w:spacing w:before="0" w:after="0" w:line="240" w:lineRule="auto"/>
       </w:pPr>
       <w:rPr>
-        <w:rFonts w:asciiTheme="majorHAnsi" w:eastAsiaTheme="majorEastAsia" w:hAnsiTheme="majorHAnsi" w:cstheme="majorBidi"/>
+        <w:rFonts/>
         <w:b/>
         <w:bCs/>
       </w:rPr>
@@ -3995,7 +3805,7 @@
         <w:spacing w:before="0" w:after="0" w:line="240" w:lineRule="auto"/>
       </w:pPr>
       <w:rPr>
-        <w:rFonts w:asciiTheme="majorHAnsi" w:eastAsiaTheme="majorEastAsia" w:hAnsiTheme="majorHAnsi" w:cstheme="majorBidi"/>
+        <w:rFonts/>
         <w:b/>
         <w:bCs/>
       </w:rPr>
@@ -4013,14 +3823,14 @@
     </w:tblStylePr>
     <w:tblStylePr w:type="firstCol">
       <w:rPr>
-        <w:rFonts w:asciiTheme="majorHAnsi" w:eastAsiaTheme="majorEastAsia" w:hAnsiTheme="majorHAnsi" w:cstheme="majorBidi"/>
+        <w:rFonts/>
         <w:b/>
         <w:bCs/>
       </w:rPr>
     </w:tblStylePr>
     <w:tblStylePr w:type="lastCol">
       <w:rPr>
-        <w:rFonts w:asciiTheme="majorHAnsi" w:eastAsiaTheme="majorEastAsia" w:hAnsiTheme="majorHAnsi" w:cstheme="majorBidi"/>
+        <w:rFonts/>
         <w:b/>
         <w:bCs/>
       </w:rPr>
@@ -4104,7 +3914,7 @@
         <w:spacing w:before="0" w:after="0" w:line="240" w:lineRule="auto"/>
       </w:pPr>
       <w:rPr>
-        <w:rFonts w:asciiTheme="majorHAnsi" w:eastAsiaTheme="majorEastAsia" w:hAnsiTheme="majorHAnsi" w:cstheme="majorBidi"/>
+        <w:rFonts/>
         <w:b/>
         <w:bCs/>
       </w:rPr>
@@ -4125,7 +3935,7 @@
         <w:spacing w:before="0" w:after="0" w:line="240" w:lineRule="auto"/>
       </w:pPr>
       <w:rPr>
-        <w:rFonts w:asciiTheme="majorHAnsi" w:eastAsiaTheme="majorEastAsia" w:hAnsiTheme="majorHAnsi" w:cstheme="majorBidi"/>
+        <w:rFonts/>
         <w:b/>
         <w:bCs/>
       </w:rPr>
@@ -4143,14 +3953,14 @@
     </w:tblStylePr>
     <w:tblStylePr w:type="firstCol">
       <w:rPr>
-        <w:rFonts w:asciiTheme="majorHAnsi" w:eastAsiaTheme="majorEastAsia" w:hAnsiTheme="majorHAnsi" w:cstheme="majorBidi"/>
+        <w:rFonts/>
         <w:b/>
         <w:bCs/>
       </w:rPr>
     </w:tblStylePr>
     <w:tblStylePr w:type="lastCol">
       <w:rPr>
-        <w:rFonts w:asciiTheme="majorHAnsi" w:eastAsiaTheme="majorEastAsia" w:hAnsiTheme="majorHAnsi" w:cstheme="majorBidi"/>
+        <w:rFonts/>
         <w:b/>
         <w:bCs/>
       </w:rPr>
@@ -6015,7 +5825,7 @@
     </w:tblPr>
     <w:tblStylePr w:type="firstRow">
       <w:rPr>
-        <w:rFonts w:asciiTheme="majorHAnsi" w:eastAsiaTheme="majorEastAsia" w:hAnsiTheme="majorHAnsi" w:cstheme="majorBidi"/>
+        <w:rFonts/>
       </w:rPr>
       <w:tblPr/>
       <w:tcPr>
@@ -6099,7 +5909,7 @@
     </w:tblPr>
     <w:tblStylePr w:type="firstRow">
       <w:rPr>
-        <w:rFonts w:asciiTheme="majorHAnsi" w:eastAsiaTheme="majorEastAsia" w:hAnsiTheme="majorHAnsi" w:cstheme="majorBidi"/>
+        <w:rFonts/>
       </w:rPr>
       <w:tblPr/>
       <w:tcPr>
@@ -6183,7 +5993,7 @@
     </w:tblPr>
     <w:tblStylePr w:type="firstRow">
       <w:rPr>
-        <w:rFonts w:asciiTheme="majorHAnsi" w:eastAsiaTheme="majorEastAsia" w:hAnsiTheme="majorHAnsi" w:cstheme="majorBidi"/>
+        <w:rFonts/>
       </w:rPr>
       <w:tblPr/>
       <w:tcPr>
@@ -6267,7 +6077,7 @@
     </w:tblPr>
     <w:tblStylePr w:type="firstRow">
       <w:rPr>
-        <w:rFonts w:asciiTheme="majorHAnsi" w:eastAsiaTheme="majorEastAsia" w:hAnsiTheme="majorHAnsi" w:cstheme="majorBidi"/>
+        <w:rFonts/>
       </w:rPr>
       <w:tblPr/>
       <w:tcPr>
@@ -6351,7 +6161,7 @@
     </w:tblPr>
     <w:tblStylePr w:type="firstRow">
       <w:rPr>
-        <w:rFonts w:asciiTheme="majorHAnsi" w:eastAsiaTheme="majorEastAsia" w:hAnsiTheme="majorHAnsi" w:cstheme="majorBidi"/>
+        <w:rFonts/>
       </w:rPr>
       <w:tblPr/>
       <w:tcPr>
@@ -6435,7 +6245,7 @@
     </w:tblPr>
     <w:tblStylePr w:type="firstRow">
       <w:rPr>
-        <w:rFonts w:asciiTheme="majorHAnsi" w:eastAsiaTheme="majorEastAsia" w:hAnsiTheme="majorHAnsi" w:cstheme="majorBidi"/>
+        <w:rFonts/>
       </w:rPr>
       <w:tblPr/>
       <w:tcPr>
@@ -6519,7 +6329,7 @@
     </w:tblPr>
     <w:tblStylePr w:type="firstRow">
       <w:rPr>
-        <w:rFonts w:asciiTheme="majorHAnsi" w:eastAsiaTheme="majorEastAsia" w:hAnsiTheme="majorHAnsi" w:cstheme="majorBidi"/>
+        <w:rFonts/>
       </w:rPr>
       <w:tblPr/>
       <w:tcPr>
@@ -6584,7 +6394,7 @@
       <w:spacing w:after="0" w:line="240" w:lineRule="auto"/>
     </w:pPr>
     <w:rPr>
-      <w:rFonts w:asciiTheme="majorHAnsi" w:eastAsiaTheme="majorEastAsia" w:hAnsiTheme="majorHAnsi" w:cstheme="majorBidi"/>
+      <w:rFonts/>
       <w:color w:val="000000" w:themeColor="text1"/>
     </w:rPr>
     <w:tblPr>
@@ -6712,7 +6522,7 @@
       <w:spacing w:after="0" w:line="240" w:lineRule="auto"/>
     </w:pPr>
     <w:rPr>
-      <w:rFonts w:asciiTheme="majorHAnsi" w:eastAsiaTheme="majorEastAsia" w:hAnsiTheme="majorHAnsi" w:cstheme="majorBidi"/>
+      <w:rFonts/>
       <w:color w:val="000000" w:themeColor="text1"/>
     </w:rPr>
     <w:tblPr>
@@ -6840,7 +6650,7 @@
       <w:spacing w:after="0" w:line="240" w:lineRule="auto"/>
     </w:pPr>
     <w:rPr>
-      <w:rFonts w:asciiTheme="majorHAnsi" w:eastAsiaTheme="majorEastAsia" w:hAnsiTheme="majorHAnsi" w:cstheme="majorBidi"/>
+      <w:rFonts/>
       <w:color w:val="000000" w:themeColor="text1"/>
     </w:rPr>
     <w:tblPr>
@@ -6968,7 +6778,7 @@
       <w:spacing w:after="0" w:line="240" w:lineRule="auto"/>
     </w:pPr>
     <w:rPr>
-      <w:rFonts w:asciiTheme="majorHAnsi" w:eastAsiaTheme="majorEastAsia" w:hAnsiTheme="majorHAnsi" w:cstheme="majorBidi"/>
+      <w:rFonts/>
       <w:color w:val="000000" w:themeColor="text1"/>
     </w:rPr>
     <w:tblPr>
@@ -7096,7 +6906,7 @@
       <w:spacing w:after="0" w:line="240" w:lineRule="auto"/>
     </w:pPr>
     <w:rPr>
-      <w:rFonts w:asciiTheme="majorHAnsi" w:eastAsiaTheme="majorEastAsia" w:hAnsiTheme="majorHAnsi" w:cstheme="majorBidi"/>
+      <w:rFonts/>
       <w:color w:val="000000" w:themeColor="text1"/>
     </w:rPr>
     <w:tblPr>
@@ -7224,7 +7034,7 @@
       <w:spacing w:after="0" w:line="240" w:lineRule="auto"/>
     </w:pPr>
     <w:rPr>
-      <w:rFonts w:asciiTheme="majorHAnsi" w:eastAsiaTheme="majorEastAsia" w:hAnsiTheme="majorHAnsi" w:cstheme="majorBidi"/>
+      <w:rFonts/>
       <w:color w:val="000000" w:themeColor="text1"/>
     </w:rPr>
     <w:tblPr>
@@ -7352,7 +7162,7 @@
       <w:spacing w:after="0" w:line="240" w:lineRule="auto"/>
     </w:pPr>
     <w:rPr>
-      <w:rFonts w:asciiTheme="majorHAnsi" w:eastAsiaTheme="majorEastAsia" w:hAnsiTheme="majorHAnsi" w:cstheme="majorBidi"/>
+      <w:rFonts/>
       <w:color w:val="000000" w:themeColor="text1"/>
     </w:rPr>
     <w:tblPr>
@@ -7991,7 +7801,7 @@
       <w:spacing w:after="0" w:line="240" w:lineRule="auto"/>
     </w:pPr>
     <w:rPr>
-      <w:rFonts w:asciiTheme="majorHAnsi" w:eastAsiaTheme="majorEastAsia" w:hAnsiTheme="majorHAnsi" w:cstheme="majorBidi"/>
+      <w:rFonts/>
       <w:color w:val="000000" w:themeColor="text1"/>
     </w:rPr>
     <w:tblPr>
@@ -8116,7 +7926,7 @@
       <w:spacing w:after="0" w:line="240" w:lineRule="auto"/>
     </w:pPr>
     <w:rPr>
-      <w:rFonts w:asciiTheme="majorHAnsi" w:eastAsiaTheme="majorEastAsia" w:hAnsiTheme="majorHAnsi" w:cstheme="majorBidi"/>
+      <w:rFonts/>
       <w:color w:val="000000" w:themeColor="text1"/>
     </w:rPr>
     <w:tblPr>
@@ -8241,7 +8051,7 @@
       <w:spacing w:after="0" w:line="240" w:lineRule="auto"/>
     </w:pPr>
     <w:rPr>
-      <w:rFonts w:asciiTheme="majorHAnsi" w:eastAsiaTheme="majorEastAsia" w:hAnsiTheme="majorHAnsi" w:cstheme="majorBidi"/>
+      <w:rFonts/>
       <w:color w:val="000000" w:themeColor="text1"/>
     </w:rPr>
     <w:tblPr>
@@ -8366,7 +8176,7 @@
       <w:spacing w:after="0" w:line="240" w:lineRule="auto"/>
     </w:pPr>
     <w:rPr>
-      <w:rFonts w:asciiTheme="majorHAnsi" w:eastAsiaTheme="majorEastAsia" w:hAnsiTheme="majorHAnsi" w:cstheme="majorBidi"/>
+      <w:rFonts/>
       <w:color w:val="000000" w:themeColor="text1"/>
     </w:rPr>
     <w:tblPr>
@@ -8491,7 +8301,7 @@
       <w:spacing w:after="0" w:line="240" w:lineRule="auto"/>
     </w:pPr>
     <w:rPr>
-      <w:rFonts w:asciiTheme="majorHAnsi" w:eastAsiaTheme="majorEastAsia" w:hAnsiTheme="majorHAnsi" w:cstheme="majorBidi"/>
+      <w:rFonts/>
       <w:color w:val="000000" w:themeColor="text1"/>
     </w:rPr>
     <w:tblPr>
@@ -8616,7 +8426,7 @@
       <w:spacing w:after="0" w:line="240" w:lineRule="auto"/>
     </w:pPr>
     <w:rPr>
-      <w:rFonts w:asciiTheme="majorHAnsi" w:eastAsiaTheme="majorEastAsia" w:hAnsiTheme="majorHAnsi" w:cstheme="majorBidi"/>
+      <w:rFonts/>
       <w:color w:val="000000" w:themeColor="text1"/>
     </w:rPr>
     <w:tblPr>
@@ -8741,7 +8551,7 @@
       <w:spacing w:after="0" w:line="240" w:lineRule="auto"/>
     </w:pPr>
     <w:rPr>
-      <w:rFonts w:asciiTheme="majorHAnsi" w:eastAsiaTheme="majorEastAsia" w:hAnsiTheme="majorHAnsi" w:cstheme="majorBidi"/>
+      <w:rFonts/>
       <w:color w:val="000000" w:themeColor="text1"/>
     </w:rPr>
     <w:tblPr>

--- a/az/discovery-articles/4.5 Rentgen şüaları və tibbi görüntüləmə.docx
+++ b/az/discovery-articles/4.5 Rentgen şüaları və tibbi görüntüləmə.docx
@@ -120,7 +120,7 @@
         <w:widowControl/>
       </w:pPr>
       <w:r>
-        <w:t>Kim kəşf edib və ya yaradıb</w:t>
+        <w:t xml:space="preserve">Kim yaradıb</w:t>
       </w:r>
     </w:p>
     <w:p>
@@ -217,7 +217,7 @@
         <w:rPr>
           <w:sz w:val="20"/>
         </w:rPr>
-        <w:t>C Qurumların materialları və ensiklopedik mənbələr</w:t>
+        <w:t>Qurumların materialları və ensiklopedik mənbələr</w:t>
       </w:r>
     </w:p>
     <w:p>
@@ -277,7 +277,7 @@
         <w:rPr>
           <w:sz w:val="20"/>
         </w:rPr>
-        <w:t>G Kosmik agentliklər laboratoriyalar və elmi təşkilatlar</w:t>
+        <w:t>Kosmik agentliklər laboratoriyalar və elmi təşkilatlar</w:t>
       </w:r>
     </w:p>
     <w:p>
@@ -313,7 +313,7 @@
         <w:rPr>
           <w:sz w:val="20"/>
         </w:rPr>
-        <w:t>H Peşə birlikləri və standartlaşdırma qurumları</w:t>
+        <w:t>Peşə birlikləri və standartlaşdırma qurumları</w:t>
       </w:r>
     </w:p>
     <w:p>
@@ -349,7 +349,7 @@
         <w:rPr>
           <w:sz w:val="20"/>
         </w:rPr>
-        <w:t>D Muzey arxiv və kitabxana materialları</w:t>
+        <w:t>Muzey arxiv və kitabxana materialları</w:t>
       </w:r>
     </w:p>
     <w:p>
